--- a/mokdong3/2fin/word/md3s2_L5_test_exam.docx
+++ b/mokdong3/2fin/word/md3s2_L5_test_exam.docx
@@ -1915,7 +1915,7 @@
           <w:sz w:val="20"/>
           <w:u w:val="none"/>
         </w:rPr>
-        <w:t>( as / important / are / they / more / as / the players )</w:t>
+        <w:t>( as / as / the players / more / are / they / important )</w:t>
       </w:r>
     </w:p>
     <w:p>

--- a/mokdong3/2fin/word/md3s2_L5_test_exam.docx
+++ b/mokdong3/2fin/word/md3s2_L5_test_exam.docx
@@ -19,10 +19,10 @@
     </w:p>
     <w:p>
       <w:pPr>
-        <w:spacing w:after="80"/>
         <w:pBdr>
           <w:bottom w:val="single" w:sz="8" w:space="2" w:color="1F3864"/>
         </w:pBdr>
+        <w:spacing w:after="80"/>
       </w:pPr>
       <w:r>
         <w:rPr>
@@ -75,13 +75,13 @@
     </w:p>
     <w:p>
       <w:pPr>
-        <w:spacing w:after="60"/>
         <w:pBdr>
           <w:top w:val="single" w:sz="4" w:space="3" w:color="9AA9C2"/>
           <w:left w:val="single" w:sz="4" w:space="3" w:color="9AA9C2"/>
           <w:bottom w:val="single" w:sz="4" w:space="3" w:color="9AA9C2"/>
           <w:right w:val="single" w:sz="4" w:space="3" w:color="9AA9C2"/>
         </w:pBdr>
+        <w:spacing w:after="60"/>
         <w:ind w:left="57" w:right="57"/>
       </w:pPr>
       <w:r>
@@ -561,8 +561,6 @@
     </w:p>
     <w:p>
       <w:pPr>
-        <w:spacing w:after="30"/>
-        <w:ind w:left="57" w:right="57"/>
         <w:pBdr>
           <w:top w:val="single" w:sz="4" w:space="3" w:color="8DA2C4"/>
           <w:left w:val="single" w:sz="4" w:space="3" w:color="8DA2C4"/>
@@ -570,6 +568,8 @@
           <w:right w:val="single" w:sz="4" w:space="3" w:color="8DA2C4"/>
         </w:pBdr>
         <w:shd w:val="clear" w:color="auto" w:fill="F7F9FC"/>
+        <w:spacing w:after="30"/>
+        <w:ind w:left="57" w:right="57"/>
       </w:pPr>
       <w:r>
         <w:rPr>
@@ -631,8 +631,6 @@
     </w:p>
     <w:p>
       <w:pPr>
-        <w:spacing w:after="30"/>
-        <w:ind w:left="57" w:right="57"/>
         <w:pBdr>
           <w:top w:val="single" w:sz="4" w:space="3" w:color="8DA2C4"/>
           <w:left w:val="single" w:sz="4" w:space="3" w:color="8DA2C4"/>
@@ -640,6 +638,8 @@
           <w:right w:val="single" w:sz="4" w:space="3" w:color="8DA2C4"/>
         </w:pBdr>
         <w:shd w:val="clear" w:color="auto" w:fill="F7F9FC"/>
+        <w:spacing w:after="30"/>
+        <w:ind w:left="57" w:right="57"/>
       </w:pPr>
       <w:r>
         <w:rPr>
@@ -743,13 +743,13 @@
     </w:p>
     <w:p>
       <w:pPr>
-        <w:spacing w:after="60"/>
         <w:pBdr>
           <w:top w:val="single" w:sz="4" w:space="3" w:color="9AA9C2"/>
           <w:left w:val="single" w:sz="4" w:space="3" w:color="9AA9C2"/>
           <w:bottom w:val="single" w:sz="4" w:space="3" w:color="9AA9C2"/>
           <w:right w:val="single" w:sz="4" w:space="3" w:color="9AA9C2"/>
         </w:pBdr>
+        <w:spacing w:after="60"/>
         <w:ind w:left="57" w:right="57"/>
       </w:pPr>
       <w:r>
@@ -1385,13 +1385,13 @@
     </w:p>
     <w:p>
       <w:pPr>
-        <w:spacing w:after="60"/>
         <w:pBdr>
           <w:top w:val="single" w:sz="4" w:space="3" w:color="9AA9C2"/>
           <w:left w:val="single" w:sz="4" w:space="3" w:color="9AA9C2"/>
           <w:bottom w:val="single" w:sz="4" w:space="3" w:color="9AA9C2"/>
           <w:right w:val="single" w:sz="4" w:space="3" w:color="9AA9C2"/>
         </w:pBdr>
+        <w:spacing w:after="60"/>
         <w:ind w:left="57" w:right="57"/>
       </w:pPr>
       <w:r>
@@ -1886,8 +1886,6 @@
     </w:p>
     <w:p>
       <w:pPr>
-        <w:spacing w:after="30"/>
-        <w:ind w:left="57" w:right="57"/>
         <w:pBdr>
           <w:top w:val="single" w:sz="4" w:space="3" w:color="8DA2C4"/>
           <w:left w:val="single" w:sz="4" w:space="3" w:color="8DA2C4"/>
@@ -1895,6 +1893,8 @@
           <w:right w:val="single" w:sz="4" w:space="3" w:color="8DA2C4"/>
         </w:pBdr>
         <w:shd w:val="clear" w:color="auto" w:fill="F7F9FC"/>
+        <w:spacing w:after="30"/>
+        <w:ind w:left="57" w:right="57"/>
       </w:pPr>
       <w:r>
         <w:rPr>
@@ -2202,8 +2202,6 @@
     </w:p>
     <w:p>
       <w:pPr>
-        <w:spacing w:after="30"/>
-        <w:ind w:left="57" w:right="57"/>
         <w:pBdr>
           <w:top w:val="single" w:sz="4" w:space="3" w:color="8DA2C4"/>
           <w:left w:val="single" w:sz="4" w:space="3" w:color="8DA2C4"/>
@@ -2211,6 +2209,8 @@
           <w:right w:val="single" w:sz="4" w:space="3" w:color="8DA2C4"/>
         </w:pBdr>
         <w:shd w:val="clear" w:color="auto" w:fill="F7F9FC"/>
+        <w:spacing w:after="30"/>
+        <w:ind w:left="57" w:right="57"/>
       </w:pPr>
       <w:r>
         <w:rPr>
@@ -2308,8 +2308,6 @@
     </w:p>
     <w:p>
       <w:pPr>
-        <w:spacing w:after="30"/>
-        <w:ind w:left="57" w:right="57"/>
         <w:pBdr>
           <w:top w:val="single" w:sz="4" w:space="3" w:color="8DA2C4"/>
           <w:left w:val="single" w:sz="4" w:space="3" w:color="8DA2C4"/>
@@ -2317,6 +2315,8 @@
           <w:right w:val="single" w:sz="4" w:space="3" w:color="8DA2C4"/>
         </w:pBdr>
         <w:shd w:val="clear" w:color="auto" w:fill="F7F9FC"/>
+        <w:spacing w:after="30"/>
+        <w:ind w:left="57" w:right="57"/>
       </w:pPr>
       <w:r>
         <w:rPr>
@@ -2457,8 +2457,8 @@
           <w:type w:val="continuous"/>
           <w:pgSz w:w="11906" w:h="16838"/>
           <w:pgMar w:top="680" w:right="794" w:bottom="624" w:left="794" w:header="720" w:footer="720" w:gutter="0"/>
+          <w:cols w:num="2" w:space="396" w:sep="1"/>
           <w:docGrid w:linePitch="360"/>
-          <w:cols w:num="2" w:space="396" w:sep="1"/>
         </w:sectPr>
       </w:pPr>
     </w:p>
@@ -3055,8 +3055,8 @@
     <w:sectPr>
       <w:pgSz w:w="11906" w:h="16838"/>
       <w:pgMar w:top="680" w:right="794" w:bottom="624" w:left="794" w:header="720" w:footer="720" w:gutter="0"/>
+      <w:cols w:num="1" w:space="396"/>
       <w:docGrid w:linePitch="360"/>
-      <w:cols w:num="1" w:space="396"/>
     </w:sectPr>
   </w:body>
 </w:document>

--- a/mokdong3/2fin/word/md3s2_L5_test_exam.docx
+++ b/mokdong3/2fin/word/md3s2_L5_test_exam.docx
@@ -19,10 +19,10 @@
     </w:p>
     <w:p>
       <w:pPr>
+        <w:spacing w:after="80"/>
         <w:pBdr>
           <w:bottom w:val="single" w:sz="8" w:space="2" w:color="1F3864"/>
         </w:pBdr>
-        <w:spacing w:after="80"/>
       </w:pPr>
       <w:r>
         <w:rPr>
@@ -75,13 +75,13 @@
     </w:p>
     <w:p>
       <w:pPr>
+        <w:spacing w:after="60"/>
         <w:pBdr>
           <w:top w:val="single" w:sz="4" w:space="3" w:color="9AA9C2"/>
           <w:left w:val="single" w:sz="4" w:space="3" w:color="9AA9C2"/>
           <w:bottom w:val="single" w:sz="4" w:space="3" w:color="9AA9C2"/>
           <w:right w:val="single" w:sz="4" w:space="3" w:color="9AA9C2"/>
         </w:pBdr>
-        <w:spacing w:after="60"/>
         <w:ind w:left="57" w:right="57"/>
       </w:pPr>
       <w:r>
@@ -561,6 +561,8 @@
     </w:p>
     <w:p>
       <w:pPr>
+        <w:spacing w:after="30"/>
+        <w:ind w:left="57" w:right="57"/>
         <w:pBdr>
           <w:top w:val="single" w:sz="4" w:space="3" w:color="8DA2C4"/>
           <w:left w:val="single" w:sz="4" w:space="3" w:color="8DA2C4"/>
@@ -568,8 +570,6 @@
           <w:right w:val="single" w:sz="4" w:space="3" w:color="8DA2C4"/>
         </w:pBdr>
         <w:shd w:val="clear" w:color="auto" w:fill="F7F9FC"/>
-        <w:spacing w:after="30"/>
-        <w:ind w:left="57" w:right="57"/>
       </w:pPr>
       <w:r>
         <w:rPr>
@@ -578,7 +578,7 @@
           <w:sz w:val="20"/>
           <w:u w:val="none"/>
         </w:rPr>
-        <w:t>having knowledge or skill from doing something for a long time</w:t>
+        <w:t>a. special, or more than usual</w:t>
       </w:r>
     </w:p>
     <w:p>
@@ -631,6 +631,8 @@
     </w:p>
     <w:p>
       <w:pPr>
+        <w:spacing w:after="30"/>
+        <w:ind w:left="57" w:right="57"/>
         <w:pBdr>
           <w:top w:val="single" w:sz="4" w:space="3" w:color="8DA2C4"/>
           <w:left w:val="single" w:sz="4" w:space="3" w:color="8DA2C4"/>
@@ -638,8 +640,6 @@
           <w:right w:val="single" w:sz="4" w:space="3" w:color="8DA2C4"/>
         </w:pBdr>
         <w:shd w:val="clear" w:color="auto" w:fill="F7F9FC"/>
-        <w:spacing w:after="30"/>
-        <w:ind w:left="57" w:right="57"/>
       </w:pPr>
       <w:r>
         <w:rPr>
@@ -743,13 +743,13 @@
     </w:p>
     <w:p>
       <w:pPr>
+        <w:spacing w:after="60"/>
         <w:pBdr>
           <w:top w:val="single" w:sz="4" w:space="3" w:color="9AA9C2"/>
           <w:left w:val="single" w:sz="4" w:space="3" w:color="9AA9C2"/>
           <w:bottom w:val="single" w:sz="4" w:space="3" w:color="9AA9C2"/>
           <w:right w:val="single" w:sz="4" w:space="3" w:color="9AA9C2"/>
         </w:pBdr>
-        <w:spacing w:after="60"/>
         <w:ind w:left="57" w:right="57"/>
       </w:pPr>
       <w:r>
@@ -1385,13 +1385,13 @@
     </w:p>
     <w:p>
       <w:pPr>
+        <w:spacing w:after="60"/>
         <w:pBdr>
           <w:top w:val="single" w:sz="4" w:space="3" w:color="9AA9C2"/>
           <w:left w:val="single" w:sz="4" w:space="3" w:color="9AA9C2"/>
           <w:bottom w:val="single" w:sz="4" w:space="3" w:color="9AA9C2"/>
           <w:right w:val="single" w:sz="4" w:space="3" w:color="9AA9C2"/>
         </w:pBdr>
-        <w:spacing w:after="60"/>
         <w:ind w:left="57" w:right="57"/>
       </w:pPr>
       <w:r>
@@ -1886,6 +1886,8 @@
     </w:p>
     <w:p>
       <w:pPr>
+        <w:spacing w:after="30"/>
+        <w:ind w:left="57" w:right="57"/>
         <w:pBdr>
           <w:top w:val="single" w:sz="4" w:space="3" w:color="8DA2C4"/>
           <w:left w:val="single" w:sz="4" w:space="3" w:color="8DA2C4"/>
@@ -1893,8 +1895,6 @@
           <w:right w:val="single" w:sz="4" w:space="3" w:color="8DA2C4"/>
         </w:pBdr>
         <w:shd w:val="clear" w:color="auto" w:fill="F7F9FC"/>
-        <w:spacing w:after="30"/>
-        <w:ind w:left="57" w:right="57"/>
       </w:pPr>
       <w:r>
         <w:rPr>
@@ -2202,6 +2202,8 @@
     </w:p>
     <w:p>
       <w:pPr>
+        <w:spacing w:after="30"/>
+        <w:ind w:left="57" w:right="57"/>
         <w:pBdr>
           <w:top w:val="single" w:sz="4" w:space="3" w:color="8DA2C4"/>
           <w:left w:val="single" w:sz="4" w:space="3" w:color="8DA2C4"/>
@@ -2209,8 +2211,6 @@
           <w:right w:val="single" w:sz="4" w:space="3" w:color="8DA2C4"/>
         </w:pBdr>
         <w:shd w:val="clear" w:color="auto" w:fill="F7F9FC"/>
-        <w:spacing w:after="30"/>
-        <w:ind w:left="57" w:right="57"/>
       </w:pPr>
       <w:r>
         <w:rPr>
@@ -2308,6 +2308,8 @@
     </w:p>
     <w:p>
       <w:pPr>
+        <w:spacing w:after="30"/>
+        <w:ind w:left="57" w:right="57"/>
         <w:pBdr>
           <w:top w:val="single" w:sz="4" w:space="3" w:color="8DA2C4"/>
           <w:left w:val="single" w:sz="4" w:space="3" w:color="8DA2C4"/>
@@ -2315,8 +2317,6 @@
           <w:right w:val="single" w:sz="4" w:space="3" w:color="8DA2C4"/>
         </w:pBdr>
         <w:shd w:val="clear" w:color="auto" w:fill="F7F9FC"/>
-        <w:spacing w:after="30"/>
-        <w:ind w:left="57" w:right="57"/>
       </w:pPr>
       <w:r>
         <w:rPr>
@@ -2457,8 +2457,8 @@
           <w:type w:val="continuous"/>
           <w:pgSz w:w="11906" w:h="16838"/>
           <w:pgMar w:top="680" w:right="794" w:bottom="624" w:left="794" w:header="720" w:footer="720" w:gutter="0"/>
+          <w:docGrid w:linePitch="360"/>
           <w:cols w:num="2" w:space="396" w:sep="1"/>
-          <w:docGrid w:linePitch="360"/>
         </w:sectPr>
       </w:pPr>
     </w:p>
@@ -2585,7 +2585,7 @@
           <w:sz w:val="18"/>
           <w:u w:val="none"/>
         </w:rPr>
-        <w:t xml:space="preserve"> ②</w:t>
+        <w:t xml:space="preserve"> ③</w:t>
       </w:r>
       <w:r>
         <w:rPr>
@@ -3055,8 +3055,8 @@
     <w:sectPr>
       <w:pgSz w:w="11906" w:h="16838"/>
       <w:pgMar w:top="680" w:right="794" w:bottom="624" w:left="794" w:header="720" w:footer="720" w:gutter="0"/>
+      <w:docGrid w:linePitch="360"/>
       <w:cols w:num="1" w:space="396"/>
-      <w:docGrid w:linePitch="360"/>
     </w:sectPr>
   </w:body>
 </w:document>
